--- a/data/tests/Testing_all_Subjects.docx
+++ b/data/tests/Testing_all_Subjects.docx
@@ -5691,14 +5691,23 @@
           <w:bCs/>
           <w:lang w:val="en"/>
         </w:rPr>
-        <w:t>(2024M)</w:t>
-      </w:r>
-      <w:r>
-        <w:rPr>
-          <w:rFonts w:ascii="Times New Roman" w:hAnsi="Times New Roman" w:cs="Times New Roman"/>
-          <w:lang w:val="en"/>
-        </w:rPr>
-        <w:br/>
+        <w:t>(2024M</w:t>
+      </w:r>
+    </w:p>
+    <w:p>
+      <w:pPr>
+        <w:ind w:left="360"/>
+        <w:contextualSpacing/>
+        <w:rPr>
+          <w:rFonts w:ascii="Times New Roman" w:hAnsi="Times New Roman" w:cs="Times New Roman"/>
+          <w:lang w:val="en"/>
+        </w:rPr>
+      </w:pPr>
+      <w:r>
+        <w:rPr>
+          <w:rFonts w:ascii="Times New Roman" w:hAnsi="Times New Roman" w:cs="Times New Roman"/>
+          <w:lang w:val="en"/>
+        </w:rPr>
         <w:t>(a) (2, 8)</w:t>
       </w:r>
       <w:r>
@@ -5751,15 +5760,6 @@
         </w:rPr>
         <w:t> </w:t>
       </w:r>
-    </w:p>
-    <w:p>
-      <w:pPr>
-        <w:contextualSpacing/>
-        <w:rPr>
-          <w:rFonts w:ascii="Times New Roman" w:hAnsi="Times New Roman" w:cs="Times New Roman"/>
-          <w:lang w:val="en"/>
-        </w:rPr>
-      </w:pPr>
       <w:r>
         <w:rPr>
           <w:rFonts w:ascii="Times New Roman" w:hAnsi="Times New Roman" w:cs="Times New Roman"/>
@@ -9129,7 +9129,7 @@
           <w:lang w:val="en"/>
         </w:rPr>
         <w:drawing>
-          <wp:inline distT="0" distB="0" distL="0" distR="0" wp14:anchorId="321BC5B7" wp14:editId="3B8DE920">
+          <wp:inline distT="0" distB="0" distL="0" distR="0" wp14:anchorId="321BC5B7" wp14:editId="164B2DD0">
             <wp:extent cx="1440180" cy="982980"/>
             <wp:effectExtent l="0" t="0" r="7620" b="7620"/>
             <wp:docPr id="2033610720" name="Picture 2"/>
@@ -13531,11 +13531,24 @@
         <w:rPr>
           <w:rFonts w:ascii="Times New Roman" w:hAnsi="Times New Roman" w:cs="Times New Roman"/>
         </w:rPr>
-        <w:t>, and 0.413 respectively. Arrange them in the order of their increasing solubility</w:t>
-      </w:r>
-    </w:p>
-    <w:p>
-      <w:pPr>
+        <w:t>, and 0.413</w:t>
+      </w:r>
+      <w:r>
+        <w:rPr>
+          <w:rFonts w:ascii="Times New Roman" w:hAnsi="Times New Roman" w:cs="Times New Roman"/>
+        </w:rPr>
+        <w:t xml:space="preserve"> </w:t>
+      </w:r>
+      <w:r>
+        <w:rPr>
+          <w:rFonts w:ascii="Times New Roman" w:hAnsi="Times New Roman" w:cs="Times New Roman"/>
+        </w:rPr>
+        <w:t>respectively. Arrange them in the order of their increasing solubility</w:t>
+      </w:r>
+    </w:p>
+    <w:p>
+      <w:pPr>
+        <w:ind w:left="360"/>
         <w:contextualSpacing/>
         <w:rPr>
           <w:rFonts w:ascii="Times New Roman" w:hAnsi="Times New Roman" w:cs="Times New Roman"/>
@@ -13573,6 +13586,7 @@
     </w:p>
     <w:p>
       <w:pPr>
+        <w:ind w:left="360"/>
         <w:contextualSpacing/>
         <w:rPr>
           <w:rFonts w:ascii="Times New Roman" w:hAnsi="Times New Roman" w:cs="Times New Roman"/>
@@ -13640,6 +13654,7 @@
     </w:p>
     <w:p>
       <w:pPr>
+        <w:ind w:firstLine="360"/>
         <w:contextualSpacing/>
         <w:rPr>
           <w:rFonts w:ascii="Times New Roman" w:hAnsi="Times New Roman" w:cs="Times New Roman"/>
@@ -13672,14 +13687,18 @@
         <w:tab/>
         <w:t>(B) Henry's law</w:t>
       </w:r>
-    </w:p>
-    <w:p>
-      <w:pPr>
-        <w:contextualSpacing/>
-        <w:rPr>
-          <w:rFonts w:ascii="Times New Roman" w:hAnsi="Times New Roman" w:cs="Times New Roman"/>
-        </w:rPr>
-      </w:pPr>
+      <w:r>
+        <w:rPr>
+          <w:rFonts w:ascii="Times New Roman" w:hAnsi="Times New Roman" w:cs="Times New Roman"/>
+        </w:rPr>
+        <w:tab/>
+      </w:r>
+      <w:r>
+        <w:rPr>
+          <w:rFonts w:ascii="Times New Roman" w:hAnsi="Times New Roman" w:cs="Times New Roman"/>
+        </w:rPr>
+        <w:tab/>
+      </w:r>
       <w:r>
         <w:rPr>
           <w:rFonts w:ascii="Times New Roman" w:hAnsi="Times New Roman" w:cs="Times New Roman"/>
@@ -13714,6 +13733,7 @@
     </w:p>
     <w:p>
       <w:pPr>
+        <w:ind w:left="360"/>
         <w:contextualSpacing/>
         <w:rPr>
           <w:rFonts w:ascii="Times New Roman" w:hAnsi="Times New Roman" w:cs="Times New Roman"/>
@@ -13732,14 +13752,18 @@
         <w:tab/>
         <w:t>(B) Pressure</w:t>
       </w:r>
-    </w:p>
-    <w:p>
-      <w:pPr>
-        <w:contextualSpacing/>
-        <w:rPr>
-          <w:rFonts w:ascii="Times New Roman" w:hAnsi="Times New Roman" w:cs="Times New Roman"/>
-        </w:rPr>
-      </w:pPr>
+      <w:r>
+        <w:rPr>
+          <w:rFonts w:ascii="Times New Roman" w:hAnsi="Times New Roman" w:cs="Times New Roman"/>
+        </w:rPr>
+        <w:t xml:space="preserve"> </w:t>
+      </w:r>
+      <w:r>
+        <w:rPr>
+          <w:rFonts w:ascii="Times New Roman" w:hAnsi="Times New Roman" w:cs="Times New Roman"/>
+        </w:rPr>
+        <w:tab/>
+      </w:r>
       <w:r>
         <w:rPr>
           <w:rFonts w:ascii="Times New Roman" w:hAnsi="Times New Roman" w:cs="Times New Roman"/>
@@ -13774,6 +13798,7 @@
     </w:p>
     <w:p>
       <w:pPr>
+        <w:ind w:left="360"/>
         <w:contextualSpacing/>
         <w:rPr>
           <w:rFonts w:ascii="Times New Roman" w:hAnsi="Times New Roman" w:cs="Times New Roman"/>
@@ -13795,6 +13820,7 @@
     </w:p>
     <w:p>
       <w:pPr>
+        <w:ind w:left="360"/>
         <w:contextualSpacing/>
         <w:rPr>
           <w:rFonts w:ascii="Times New Roman" w:hAnsi="Times New Roman" w:cs="Times New Roman"/>
@@ -13847,6 +13873,7 @@
     </w:p>
     <w:p>
       <w:pPr>
+        <w:ind w:left="360"/>
         <w:contextualSpacing/>
         <w:rPr>
           <w:rFonts w:ascii="Times New Roman" w:hAnsi="Times New Roman" w:cs="Times New Roman"/>
@@ -13868,6 +13895,7 @@
     </w:p>
     <w:p>
       <w:pPr>
+        <w:ind w:left="360"/>
         <w:contextualSpacing/>
         <w:rPr>
           <w:rFonts w:ascii="Times New Roman" w:hAnsi="Times New Roman" w:cs="Times New Roman"/>
@@ -13997,6 +14025,7 @@
     </w:p>
     <w:p>
       <w:pPr>
+        <w:ind w:left="360"/>
         <w:contextualSpacing/>
         <w:rPr>
           <w:rFonts w:ascii="Times New Roman" w:hAnsi="Times New Roman" w:cs="Times New Roman"/>
@@ -14018,6 +14047,7 @@
     </w:p>
     <w:p>
       <w:pPr>
+        <w:ind w:left="360"/>
         <w:contextualSpacing/>
         <w:rPr>
           <w:rFonts w:ascii="Times New Roman" w:hAnsi="Times New Roman" w:cs="Times New Roman"/>
@@ -14057,6 +14087,7 @@
     </w:p>
     <w:p>
       <w:pPr>
+        <w:ind w:left="360"/>
         <w:contextualSpacing/>
         <w:rPr>
           <w:rFonts w:ascii="Times New Roman" w:hAnsi="Times New Roman" w:cs="Times New Roman"/>
@@ -14078,6 +14109,7 @@
     </w:p>
     <w:p>
       <w:pPr>
+        <w:ind w:left="360"/>
         <w:contextualSpacing/>
         <w:rPr>
           <w:rFonts w:ascii="Times New Roman" w:hAnsi="Times New Roman" w:cs="Times New Roman"/>
@@ -14117,6 +14149,7 @@
     </w:p>
     <w:p>
       <w:pPr>
+        <w:ind w:left="360"/>
         <w:contextualSpacing/>
         <w:rPr>
           <w:rFonts w:ascii="Times New Roman" w:hAnsi="Times New Roman" w:cs="Times New Roman"/>
@@ -14138,6 +14171,7 @@
     </w:p>
     <w:p>
       <w:pPr>
+        <w:ind w:left="360"/>
         <w:contextualSpacing/>
         <w:rPr>
           <w:rFonts w:ascii="Times New Roman" w:hAnsi="Times New Roman" w:cs="Times New Roman"/>
@@ -14267,6 +14301,7 @@
     </w:p>
     <w:p>
       <w:pPr>
+        <w:ind w:firstLine="360"/>
         <w:contextualSpacing/>
         <w:rPr>
           <w:rFonts w:ascii="Times New Roman" w:hAnsi="Times New Roman" w:cs="Times New Roman"/>
@@ -14421,7 +14456,6 @@
           <w:rFonts w:ascii="Times New Roman" w:hAnsi="Times New Roman" w:cs="Times New Roman"/>
           <w:lang w:val="pt-BR"/>
         </w:rPr>
-        <w:lastRenderedPageBreak/>
         <w:t xml:space="preserve">(a) </w:t>
       </w:r>
       <m:oMath>
@@ -14805,6 +14839,7 @@
           <w:rFonts w:ascii="Times New Roman" w:hAnsi="Times New Roman" w:cs="Times New Roman"/>
           <w:lang w:val="pt-BR"/>
         </w:rPr>
+        <w:lastRenderedPageBreak/>
         <w:t xml:space="preserve">∫ e ˣ </w:t>
       </w:r>
       <m:oMath>
@@ -19891,7 +19926,6 @@
           <w:rFonts w:ascii="Times New Roman" w:hAnsi="Times New Roman" w:cs="Times New Roman"/>
           <w:lang w:val="en"/>
         </w:rPr>
-        <w:lastRenderedPageBreak/>
         <w:t>(a) 0</w:t>
       </w:r>
       <w:r>
@@ -25541,7 +25575,7 @@
       <w:lvlText w:val="(%1)"/>
       <w:lvlJc w:val="left"/>
       <w:pPr>
-        <w:ind w:left="1199" w:hanging="392"/>
+        <w:ind w:left="817" w:hanging="392"/>
       </w:pPr>
       <w:rPr>
         <w:spacing w:val="-1"/>
@@ -25554,7 +25588,7 @@
       <w:lvlText w:val="•"/>
       <w:lvlJc w:val="left"/>
       <w:pPr>
-        <w:ind w:left="2072" w:hanging="392"/>
+        <w:ind w:left="1548" w:hanging="392"/>
       </w:pPr>
       <w:rPr>
         <w:lang w:val="en-US" w:eastAsia="en-US" w:bidi="ar-SA"/>
@@ -25565,7 +25599,7 @@
       <w:lvlText w:val="•"/>
       <w:lvlJc w:val="left"/>
       <w:pPr>
-        <w:ind w:left="2944" w:hanging="392"/>
+        <w:ind w:left="2420" w:hanging="392"/>
       </w:pPr>
       <w:rPr>
         <w:lang w:val="en-US" w:eastAsia="en-US" w:bidi="ar-SA"/>
@@ -25576,7 +25610,7 @@
       <w:lvlText w:val="•"/>
       <w:lvlJc w:val="left"/>
       <w:pPr>
-        <w:ind w:left="3816" w:hanging="392"/>
+        <w:ind w:left="3292" w:hanging="392"/>
       </w:pPr>
       <w:rPr>
         <w:lang w:val="en-US" w:eastAsia="en-US" w:bidi="ar-SA"/>
@@ -25587,7 +25621,7 @@
       <w:lvlText w:val="•"/>
       <w:lvlJc w:val="left"/>
       <w:pPr>
-        <w:ind w:left="4688" w:hanging="392"/>
+        <w:ind w:left="4164" w:hanging="392"/>
       </w:pPr>
       <w:rPr>
         <w:lang w:val="en-US" w:eastAsia="en-US" w:bidi="ar-SA"/>
@@ -25598,7 +25632,7 @@
       <w:lvlText w:val="•"/>
       <w:lvlJc w:val="left"/>
       <w:pPr>
-        <w:ind w:left="5561" w:hanging="392"/>
+        <w:ind w:left="5037" w:hanging="392"/>
       </w:pPr>
       <w:rPr>
         <w:lang w:val="en-US" w:eastAsia="en-US" w:bidi="ar-SA"/>
@@ -25609,7 +25643,7 @@
       <w:lvlText w:val="•"/>
       <w:lvlJc w:val="left"/>
       <w:pPr>
-        <w:ind w:left="6433" w:hanging="392"/>
+        <w:ind w:left="5909" w:hanging="392"/>
       </w:pPr>
       <w:rPr>
         <w:lang w:val="en-US" w:eastAsia="en-US" w:bidi="ar-SA"/>
@@ -25620,7 +25654,7 @@
       <w:lvlText w:val="•"/>
       <w:lvlJc w:val="left"/>
       <w:pPr>
-        <w:ind w:left="7305" w:hanging="392"/>
+        <w:ind w:left="6781" w:hanging="392"/>
       </w:pPr>
       <w:rPr>
         <w:lang w:val="en-US" w:eastAsia="en-US" w:bidi="ar-SA"/>
@@ -25631,7 +25665,7 @@
       <w:lvlText w:val="•"/>
       <w:lvlJc w:val="left"/>
       <w:pPr>
-        <w:ind w:left="8177" w:hanging="392"/>
+        <w:ind w:left="7653" w:hanging="392"/>
       </w:pPr>
       <w:rPr>
         <w:lang w:val="en-US" w:eastAsia="en-US" w:bidi="ar-SA"/>
@@ -25912,7 +25946,7 @@
       <w:lvlText w:val="%1."/>
       <w:lvlJc w:val="left"/>
       <w:pPr>
-        <w:ind w:left="720" w:hanging="360"/>
+        <w:ind w:left="360" w:hanging="360"/>
       </w:pPr>
       <w:rPr>
         <w:b w:val="0"/>
@@ -25927,7 +25961,7 @@
       <w:lvlText w:val="%2."/>
       <w:lvlJc w:val="left"/>
       <w:pPr>
-        <w:ind w:left="1440" w:hanging="360"/>
+        <w:ind w:left="1080" w:hanging="360"/>
       </w:pPr>
     </w:lvl>
     <w:lvl w:ilvl="2" w:tplc="4009001B">
@@ -25936,7 +25970,7 @@
       <w:lvlText w:val="%3."/>
       <w:lvlJc w:val="right"/>
       <w:pPr>
-        <w:ind w:left="2160" w:hanging="180"/>
+        <w:ind w:left="1800" w:hanging="180"/>
       </w:pPr>
     </w:lvl>
     <w:lvl w:ilvl="3" w:tplc="4009000F">
@@ -25945,7 +25979,7 @@
       <w:lvlText w:val="%4."/>
       <w:lvlJc w:val="left"/>
       <w:pPr>
-        <w:ind w:left="2880" w:hanging="360"/>
+        <w:ind w:left="2520" w:hanging="360"/>
       </w:pPr>
     </w:lvl>
     <w:lvl w:ilvl="4" w:tplc="40090019">
@@ -25954,7 +25988,7 @@
       <w:lvlText w:val="%5."/>
       <w:lvlJc w:val="left"/>
       <w:pPr>
-        <w:ind w:left="3600" w:hanging="360"/>
+        <w:ind w:left="3240" w:hanging="360"/>
       </w:pPr>
     </w:lvl>
     <w:lvl w:ilvl="5" w:tplc="4009001B">
@@ -25963,7 +25997,7 @@
       <w:lvlText w:val="%6."/>
       <w:lvlJc w:val="right"/>
       <w:pPr>
-        <w:ind w:left="4320" w:hanging="180"/>
+        <w:ind w:left="3960" w:hanging="180"/>
       </w:pPr>
     </w:lvl>
     <w:lvl w:ilvl="6" w:tplc="4009000F">
@@ -25972,7 +26006,7 @@
       <w:lvlText w:val="%7."/>
       <w:lvlJc w:val="left"/>
       <w:pPr>
-        <w:ind w:left="5040" w:hanging="360"/>
+        <w:ind w:left="4680" w:hanging="360"/>
       </w:pPr>
     </w:lvl>
     <w:lvl w:ilvl="7" w:tplc="40090019">
@@ -25981,7 +26015,7 @@
       <w:lvlText w:val="%8."/>
       <w:lvlJc w:val="left"/>
       <w:pPr>
-        <w:ind w:left="5760" w:hanging="360"/>
+        <w:ind w:left="5400" w:hanging="360"/>
       </w:pPr>
     </w:lvl>
     <w:lvl w:ilvl="8" w:tplc="4009001B">
@@ -25990,7 +26024,7 @@
       <w:lvlText w:val="%9."/>
       <w:lvlJc w:val="right"/>
       <w:pPr>
-        <w:ind w:left="6480" w:hanging="180"/>
+        <w:ind w:left="6120" w:hanging="180"/>
       </w:pPr>
     </w:lvl>
   </w:abstractNum>
@@ -26537,7 +26571,7 @@
       <w:lvlText w:val="%1."/>
       <w:lvlJc w:val="left"/>
       <w:pPr>
-        <w:ind w:left="628" w:hanging="360"/>
+        <w:ind w:left="360" w:hanging="360"/>
       </w:pPr>
       <w:rPr>
         <w:spacing w:val="0"/>
@@ -26551,7 +26585,7 @@
       <w:lvlText w:val="%2."/>
       <w:lvlJc w:val="left"/>
       <w:pPr>
-        <w:ind w:left="1101" w:hanging="294"/>
+        <w:ind w:left="833" w:hanging="294"/>
       </w:pPr>
       <w:rPr>
         <w:spacing w:val="0"/>
@@ -26564,7 +26598,7 @@
       <w:lvlText w:val="•"/>
       <w:lvlJc w:val="left"/>
       <w:pPr>
-        <w:ind w:left="2080" w:hanging="294"/>
+        <w:ind w:left="1812" w:hanging="294"/>
       </w:pPr>
       <w:rPr>
         <w:lang w:val="en-US" w:eastAsia="en-US" w:bidi="ar-SA"/>
@@ -26575,7 +26609,7 @@
       <w:lvlText w:val="•"/>
       <w:lvlJc w:val="left"/>
       <w:pPr>
-        <w:ind w:left="3060" w:hanging="294"/>
+        <w:ind w:left="2792" w:hanging="294"/>
       </w:pPr>
       <w:rPr>
         <w:lang w:val="en-US" w:eastAsia="en-US" w:bidi="ar-SA"/>
@@ -26586,7 +26620,7 @@
       <w:lvlText w:val="•"/>
       <w:lvlJc w:val="left"/>
       <w:pPr>
-        <w:ind w:left="4040" w:hanging="294"/>
+        <w:ind w:left="3772" w:hanging="294"/>
       </w:pPr>
       <w:rPr>
         <w:lang w:val="en-US" w:eastAsia="en-US" w:bidi="ar-SA"/>
@@ -26597,7 +26631,7 @@
       <w:lvlText w:val="•"/>
       <w:lvlJc w:val="left"/>
       <w:pPr>
-        <w:ind w:left="5021" w:hanging="294"/>
+        <w:ind w:left="4753" w:hanging="294"/>
       </w:pPr>
       <w:rPr>
         <w:lang w:val="en-US" w:eastAsia="en-US" w:bidi="ar-SA"/>
@@ -26608,7 +26642,7 @@
       <w:lvlText w:val="•"/>
       <w:lvlJc w:val="left"/>
       <w:pPr>
-        <w:ind w:left="6001" w:hanging="294"/>
+        <w:ind w:left="5733" w:hanging="294"/>
       </w:pPr>
       <w:rPr>
         <w:lang w:val="en-US" w:eastAsia="en-US" w:bidi="ar-SA"/>
@@ -26619,7 +26653,7 @@
       <w:lvlText w:val="•"/>
       <w:lvlJc w:val="left"/>
       <w:pPr>
-        <w:ind w:left="6981" w:hanging="294"/>
+        <w:ind w:left="6713" w:hanging="294"/>
       </w:pPr>
       <w:rPr>
         <w:lang w:val="en-US" w:eastAsia="en-US" w:bidi="ar-SA"/>
@@ -26630,7 +26664,7 @@
       <w:lvlText w:val="•"/>
       <w:lvlJc w:val="left"/>
       <w:pPr>
-        <w:ind w:left="7961" w:hanging="294"/>
+        <w:ind w:left="7693" w:hanging="294"/>
       </w:pPr>
       <w:rPr>
         <w:lang w:val="en-US" w:eastAsia="en-US" w:bidi="ar-SA"/>
@@ -26647,7 +26681,7 @@
       <w:lvlText w:val="(%1)"/>
       <w:lvlJc w:val="left"/>
       <w:pPr>
-        <w:ind w:left="1199" w:hanging="392"/>
+        <w:ind w:left="817" w:hanging="392"/>
       </w:pPr>
       <w:rPr>
         <w:spacing w:val="-1"/>
@@ -26660,7 +26694,7 @@
       <w:lvlText w:val="•"/>
       <w:lvlJc w:val="left"/>
       <w:pPr>
-        <w:ind w:left="2072" w:hanging="392"/>
+        <w:ind w:left="1690" w:hanging="392"/>
       </w:pPr>
       <w:rPr>
         <w:lang w:val="en-US" w:eastAsia="en-US" w:bidi="ar-SA"/>
@@ -26671,7 +26705,7 @@
       <w:lvlText w:val="•"/>
       <w:lvlJc w:val="left"/>
       <w:pPr>
-        <w:ind w:left="2944" w:hanging="392"/>
+        <w:ind w:left="2562" w:hanging="392"/>
       </w:pPr>
       <w:rPr>
         <w:lang w:val="en-US" w:eastAsia="en-US" w:bidi="ar-SA"/>
@@ -26682,7 +26716,7 @@
       <w:lvlText w:val="•"/>
       <w:lvlJc w:val="left"/>
       <w:pPr>
-        <w:ind w:left="3816" w:hanging="392"/>
+        <w:ind w:left="3434" w:hanging="392"/>
       </w:pPr>
       <w:rPr>
         <w:lang w:val="en-US" w:eastAsia="en-US" w:bidi="ar-SA"/>
@@ -26693,7 +26727,7 @@
       <w:lvlText w:val="•"/>
       <w:lvlJc w:val="left"/>
       <w:pPr>
-        <w:ind w:left="4688" w:hanging="392"/>
+        <w:ind w:left="4306" w:hanging="392"/>
       </w:pPr>
       <w:rPr>
         <w:lang w:val="en-US" w:eastAsia="en-US" w:bidi="ar-SA"/>
@@ -26704,7 +26738,7 @@
       <w:lvlText w:val="•"/>
       <w:lvlJc w:val="left"/>
       <w:pPr>
-        <w:ind w:left="5561" w:hanging="392"/>
+        <w:ind w:left="5179" w:hanging="392"/>
       </w:pPr>
       <w:rPr>
         <w:lang w:val="en-US" w:eastAsia="en-US" w:bidi="ar-SA"/>
@@ -26715,7 +26749,7 @@
       <w:lvlText w:val="•"/>
       <w:lvlJc w:val="left"/>
       <w:pPr>
-        <w:ind w:left="6433" w:hanging="392"/>
+        <w:ind w:left="6051" w:hanging="392"/>
       </w:pPr>
       <w:rPr>
         <w:lang w:val="en-US" w:eastAsia="en-US" w:bidi="ar-SA"/>
@@ -26726,7 +26760,7 @@
       <w:lvlText w:val="•"/>
       <w:lvlJc w:val="left"/>
       <w:pPr>
-        <w:ind w:left="7305" w:hanging="392"/>
+        <w:ind w:left="6923" w:hanging="392"/>
       </w:pPr>
       <w:rPr>
         <w:lang w:val="en-US" w:eastAsia="en-US" w:bidi="ar-SA"/>
@@ -26737,7 +26771,7 @@
       <w:lvlText w:val="•"/>
       <w:lvlJc w:val="left"/>
       <w:pPr>
-        <w:ind w:left="8177" w:hanging="392"/>
+        <w:ind w:left="7795" w:hanging="392"/>
       </w:pPr>
       <w:rPr>
         <w:lang w:val="en-US" w:eastAsia="en-US" w:bidi="ar-SA"/>
@@ -26836,15 +26870,18 @@
   <w:abstractNum w:abstractNumId="15" w15:restartNumberingAfterBreak="0">
     <w:nsid w:val="797428AA"/>
     <w:multiLevelType w:val="hybridMultilevel"/>
-    <w:tmpl w:val="600E57F6"/>
-    <w:lvl w:ilvl="0" w:tplc="5AAE5898">
+    <w:tmpl w:val="E6C6D73C"/>
+    <w:lvl w:ilvl="0" w:tplc="AEF6AD80">
       <w:start w:val="1"/>
       <w:numFmt w:val="decimal"/>
       <w:lvlText w:val="%1."/>
       <w:lvlJc w:val="left"/>
       <w:pPr>
-        <w:ind w:left="720" w:hanging="360"/>
-      </w:pPr>
+        <w:ind w:left="360" w:hanging="360"/>
+      </w:pPr>
+      <w:rPr>
+        <w:lang w:val="en-IN"/>
+      </w:rPr>
     </w:lvl>
     <w:lvl w:ilvl="1" w:tplc="04090019">
       <w:start w:val="1"/>
@@ -26852,7 +26889,7 @@
       <w:lvlText w:val="%2."/>
       <w:lvlJc w:val="left"/>
       <w:pPr>
-        <w:ind w:left="1440" w:hanging="360"/>
+        <w:ind w:left="1080" w:hanging="360"/>
       </w:pPr>
     </w:lvl>
     <w:lvl w:ilvl="2" w:tplc="0409001B">
@@ -26861,7 +26898,7 @@
       <w:lvlText w:val="%3."/>
       <w:lvlJc w:val="right"/>
       <w:pPr>
-        <w:ind w:left="2160" w:hanging="180"/>
+        <w:ind w:left="1800" w:hanging="180"/>
       </w:pPr>
     </w:lvl>
     <w:lvl w:ilvl="3" w:tplc="0409000F">
@@ -26870,7 +26907,7 @@
       <w:lvlText w:val="%4."/>
       <w:lvlJc w:val="left"/>
       <w:pPr>
-        <w:ind w:left="2880" w:hanging="360"/>
+        <w:ind w:left="2520" w:hanging="360"/>
       </w:pPr>
     </w:lvl>
     <w:lvl w:ilvl="4" w:tplc="04090019">
@@ -26879,7 +26916,7 @@
       <w:lvlText w:val="%5."/>
       <w:lvlJc w:val="left"/>
       <w:pPr>
-        <w:ind w:left="3600" w:hanging="360"/>
+        <w:ind w:left="3240" w:hanging="360"/>
       </w:pPr>
     </w:lvl>
     <w:lvl w:ilvl="5" w:tplc="0409001B">
@@ -26888,7 +26925,7 @@
       <w:lvlText w:val="%6."/>
       <w:lvlJc w:val="right"/>
       <w:pPr>
-        <w:ind w:left="4320" w:hanging="180"/>
+        <w:ind w:left="3960" w:hanging="180"/>
       </w:pPr>
     </w:lvl>
     <w:lvl w:ilvl="6" w:tplc="0409000F">
@@ -26897,7 +26934,7 @@
       <w:lvlText w:val="%7."/>
       <w:lvlJc w:val="left"/>
       <w:pPr>
-        <w:ind w:left="5040" w:hanging="360"/>
+        <w:ind w:left="4680" w:hanging="360"/>
       </w:pPr>
     </w:lvl>
     <w:lvl w:ilvl="7" w:tplc="04090019">
@@ -26906,7 +26943,7 @@
       <w:lvlText w:val="%8."/>
       <w:lvlJc w:val="left"/>
       <w:pPr>
-        <w:ind w:left="5760" w:hanging="360"/>
+        <w:ind w:left="5400" w:hanging="360"/>
       </w:pPr>
     </w:lvl>
     <w:lvl w:ilvl="8" w:tplc="0409001B">
@@ -26915,7 +26952,7 @@
       <w:lvlText w:val="%9."/>
       <w:lvlJc w:val="right"/>
       <w:pPr>
-        <w:ind w:left="6480" w:hanging="180"/>
+        <w:ind w:left="6120" w:hanging="180"/>
       </w:pPr>
     </w:lvl>
   </w:abstractNum>
